--- a/tillsyn/A 16696-2026 tillsynsbegäran.docx
+++ b/tillsyn/A 16696-2026 tillsynsbegäran.docx
@@ -1761,7 +1761,7 @@
     <w:r>
       <w:tab/>
       <w:tab/>
-      <w:t>2026-09-14</w:t>
+      <w:t>2026-09-15</w:t>
       <w:br/>
       <w:br/>
     </w:r>

--- a/tillsyn/A 16696-2026 tillsynsbegäran.docx
+++ b/tillsyn/A 16696-2026 tillsynsbegäran.docx
@@ -1761,7 +1761,7 @@
     <w:r>
       <w:tab/>
       <w:tab/>
-      <w:t>2026-09-15</w:t>
+      <w:t>2026-09-16</w:t>
       <w:br/>
       <w:br/>
     </w:r>

--- a/tillsyn/A 16696-2026 tillsynsbegäran.docx
+++ b/tillsyn/A 16696-2026 tillsynsbegäran.docx
@@ -1761,7 +1761,7 @@
     <w:r>
       <w:tab/>
       <w:tab/>
-      <w:t>2026-09-16</w:t>
+      <w:t>2026-09-17</w:t>
       <w:br/>
       <w:br/>
     </w:r>

--- a/tillsyn/A 16696-2026 tillsynsbegäran.docx
+++ b/tillsyn/A 16696-2026 tillsynsbegäran.docx
@@ -1761,7 +1761,7 @@
     <w:r>
       <w:tab/>
       <w:tab/>
-      <w:t>2026-09-17</w:t>
+      <w:t>2026-09-18</w:t>
       <w:br/>
       <w:br/>
     </w:r>

--- a/tillsyn/A 16696-2026 tillsynsbegäran.docx
+++ b/tillsyn/A 16696-2026 tillsynsbegäran.docx
@@ -1761,7 +1761,7 @@
     <w:r>
       <w:tab/>
       <w:tab/>
-      <w:t>2026-09-18</w:t>
+      <w:t>2026-09-19</w:t>
       <w:br/>
       <w:br/>
     </w:r>

--- a/tillsyn/A 16696-2026 tillsynsbegäran.docx
+++ b/tillsyn/A 16696-2026 tillsynsbegäran.docx
@@ -1761,7 +1761,7 @@
     <w:r>
       <w:tab/>
       <w:tab/>
-      <w:t>2026-09-19</w:t>
+      <w:t>2026-09-21</w:t>
       <w:br/>
       <w:br/>
     </w:r>

--- a/tillsyn/A 16696-2026 tillsynsbegäran.docx
+++ b/tillsyn/A 16696-2026 tillsynsbegäran.docx
@@ -1761,7 +1761,7 @@
     <w:r>
       <w:tab/>
       <w:tab/>
-      <w:t>2026-09-21</w:t>
+      <w:t>2026-09-23</w:t>
       <w:br/>
       <w:br/>
     </w:r>

--- a/tillsyn/A 16696-2026 tillsynsbegäran.docx
+++ b/tillsyn/A 16696-2026 tillsynsbegäran.docx
@@ -1761,7 +1761,7 @@
     <w:r>
       <w:tab/>
       <w:tab/>
-      <w:t>2026-09-23</w:t>
+      <w:t>2026-09-24</w:t>
       <w:br/>
       <w:br/>
     </w:r>

--- a/tillsyn/A 16696-2026 tillsynsbegäran.docx
+++ b/tillsyn/A 16696-2026 tillsynsbegäran.docx
@@ -1761,7 +1761,7 @@
     <w:r>
       <w:tab/>
       <w:tab/>
-      <w:t>2026-09-24</w:t>
+      <w:t>2026-09-25</w:t>
       <w:br/>
       <w:br/>
     </w:r>

--- a/tillsyn/A 16696-2026 tillsynsbegäran.docx
+++ b/tillsyn/A 16696-2026 tillsynsbegäran.docx
@@ -1761,7 +1761,7 @@
     <w:r>
       <w:tab/>
       <w:tab/>
-      <w:t>2026-09-25</w:t>
+      <w:t>2026-09-26</w:t>
       <w:br/>
       <w:br/>
     </w:r>

--- a/tillsyn/A 16696-2026 tillsynsbegäran.docx
+++ b/tillsyn/A 16696-2026 tillsynsbegäran.docx
@@ -1761,7 +1761,7 @@
     <w:r>
       <w:tab/>
       <w:tab/>
-      <w:t>2026-09-26</w:t>
+      <w:t>2026-09-27</w:t>
       <w:br/>
       <w:br/>
     </w:r>

--- a/tillsyn/A 16696-2026 tillsynsbegäran.docx
+++ b/tillsyn/A 16696-2026 tillsynsbegäran.docx
@@ -1761,7 +1761,7 @@
     <w:r>
       <w:tab/>
       <w:tab/>
-      <w:t>2026-09-27</w:t>
+      <w:t>2026-09-28</w:t>
       <w:br/>
       <w:br/>
     </w:r>

--- a/tillsyn/A 16696-2026 tillsynsbegäran.docx
+++ b/tillsyn/A 16696-2026 tillsynsbegäran.docx
@@ -1761,7 +1761,7 @@
     <w:r>
       <w:tab/>
       <w:tab/>
-      <w:t>2026-09-28</w:t>
+      <w:t>2026-09-29</w:t>
       <w:br/>
       <w:br/>
     </w:r>

--- a/tillsyn/A 16696-2026 tillsynsbegäran.docx
+++ b/tillsyn/A 16696-2026 tillsynsbegäran.docx
@@ -1761,7 +1761,7 @@
     <w:r>
       <w:tab/>
       <w:tab/>
-      <w:t>2026-09-29</w:t>
+      <w:t>2026-09-30</w:t>
       <w:br/>
       <w:br/>
     </w:r>

--- a/tillsyn/A 16696-2026 tillsynsbegäran.docx
+++ b/tillsyn/A 16696-2026 tillsynsbegäran.docx
@@ -1761,7 +1761,7 @@
     <w:r>
       <w:tab/>
       <w:tab/>
-      <w:t>2026-09-30</w:t>
+      <w:t>2026-10-01</w:t>
       <w:br/>
       <w:br/>
     </w:r>

--- a/tillsyn/A 16696-2026 tillsynsbegäran.docx
+++ b/tillsyn/A 16696-2026 tillsynsbegäran.docx
@@ -1761,7 +1761,7 @@
     <w:r>
       <w:tab/>
       <w:tab/>
-      <w:t>2026-10-01</w:t>
+      <w:t>2026-10-02</w:t>
       <w:br/>
       <w:br/>
     </w:r>

--- a/tillsyn/A 16696-2026 tillsynsbegäran.docx
+++ b/tillsyn/A 16696-2026 tillsynsbegäran.docx
@@ -1761,7 +1761,7 @@
     <w:r>
       <w:tab/>
       <w:tab/>
-      <w:t>2026-10-02</w:t>
+      <w:t>2026-10-03</w:t>
       <w:br/>
       <w:br/>
     </w:r>

--- a/tillsyn/A 16696-2026 tillsynsbegäran.docx
+++ b/tillsyn/A 16696-2026 tillsynsbegäran.docx
@@ -1761,7 +1761,7 @@
     <w:r>
       <w:tab/>
       <w:tab/>
-      <w:t>2026-10-03</w:t>
+      <w:t>2026-10-04</w:t>
       <w:br/>
       <w:br/>
     </w:r>

--- a/tillsyn/A 16696-2026 tillsynsbegäran.docx
+++ b/tillsyn/A 16696-2026 tillsynsbegäran.docx
@@ -1761,7 +1761,7 @@
     <w:r>
       <w:tab/>
       <w:tab/>
-      <w:t>2026-10-04</w:t>
+      <w:t>2026-10-05</w:t>
       <w:br/>
       <w:br/>
     </w:r>

--- a/tillsyn/A 16696-2026 tillsynsbegäran.docx
+++ b/tillsyn/A 16696-2026 tillsynsbegäran.docx
@@ -1761,7 +1761,7 @@
     <w:r>
       <w:tab/>
       <w:tab/>
-      <w:t>2026-10-05</w:t>
+      <w:t>2026-10-06</w:t>
       <w:br/>
       <w:br/>
     </w:r>

--- a/tillsyn/A 16696-2026 tillsynsbegäran.docx
+++ b/tillsyn/A 16696-2026 tillsynsbegäran.docx
@@ -1761,7 +1761,7 @@
     <w:r>
       <w:tab/>
       <w:tab/>
-      <w:t>2026-10-06</w:t>
+      <w:t>2026-10-07</w:t>
       <w:br/>
       <w:br/>
     </w:r>

--- a/tillsyn/A 16696-2026 tillsynsbegäran.docx
+++ b/tillsyn/A 16696-2026 tillsynsbegäran.docx
@@ -1761,7 +1761,7 @@
     <w:r>
       <w:tab/>
       <w:tab/>
-      <w:t>2026-10-07</w:t>
+      <w:t>2026-10-08</w:t>
       <w:br/>
       <w:br/>
     </w:r>

--- a/tillsyn/A 16696-2026 tillsynsbegäran.docx
+++ b/tillsyn/A 16696-2026 tillsynsbegäran.docx
@@ -1761,7 +1761,7 @@
     <w:r>
       <w:tab/>
       <w:tab/>
-      <w:t>2026-10-08</w:t>
+      <w:t>2026-10-09</w:t>
       <w:br/>
       <w:br/>
     </w:r>

--- a/tillsyn/A 16696-2026 tillsynsbegäran.docx
+++ b/tillsyn/A 16696-2026 tillsynsbegäran.docx
@@ -1761,7 +1761,7 @@
     <w:r>
       <w:tab/>
       <w:tab/>
-      <w:t>2026-10-09</w:t>
+      <w:t>2026-10-10</w:t>
       <w:br/>
       <w:br/>
     </w:r>

--- a/tillsyn/A 16696-2026 tillsynsbegäran.docx
+++ b/tillsyn/A 16696-2026 tillsynsbegäran.docx
@@ -1761,7 +1761,7 @@
     <w:r>
       <w:tab/>
       <w:tab/>
-      <w:t>2026-10-10</w:t>
+      <w:t>2026-10-11</w:t>
       <w:br/>
       <w:br/>
     </w:r>

--- a/tillsyn/A 16696-2026 tillsynsbegäran.docx
+++ b/tillsyn/A 16696-2026 tillsynsbegäran.docx
@@ -1761,7 +1761,7 @@
     <w:r>
       <w:tab/>
       <w:tab/>
-      <w:t>2026-10-11</w:t>
+      <w:t>2026-10-12</w:t>
       <w:br/>
       <w:br/>
     </w:r>

--- a/tillsyn/A 16696-2026 tillsynsbegäran.docx
+++ b/tillsyn/A 16696-2026 tillsynsbegäran.docx
@@ -1761,7 +1761,7 @@
     <w:r>
       <w:tab/>
       <w:tab/>
-      <w:t>2026-10-12</w:t>
+      <w:t>2026-10-13</w:t>
       <w:br/>
       <w:br/>
     </w:r>

--- a/tillsyn/A 16696-2026 tillsynsbegäran.docx
+++ b/tillsyn/A 16696-2026 tillsynsbegäran.docx
@@ -65,7 +65,7 @@
     </w:p>
     <w:p>
       <w:r>
-        <w:t>I och inom 18 meter från avverkningsanmälan finns fynd av 50 naturvårdsarter, varav 20 är rödlistade, 7 är fridlysta, 31 är typiska (T) och 25 är signalarter (S): koppartaggsvamp (EN), läderdoftande fingersvamp (VU), ryl (VU, T), ädellav (VU, T), apelsinticka (NT), Blastenia relicta (NT), dropptaggsvamp (NT, T), fjällig taggsvamp s.str. (NT), gammelekslav (NT, T), järnsparv (NT, §4), kryddspindling (NT, T), motaggsvamp (NT, T), orange taggsvamp (NT, T), skarp dropptaggsvamp (NT), tallticka (NT, T), talltita (NT, §4), ullticka (NT, T), vedskivlav (NT, T), vedtrappmossa (NT, T), vit vedfingersvamp (NT), aspvedgnagare (S), barkticka (S, T), blodticka (S, T), blåmossa (S, T), brandticka (S), bronshjon (S, T), diskvaxskivling (S), fällmossa (S, T), granbarkgnagare (S, T), grönpyrola (S, T), gulnål (S, T), hasselticka (S, T), korallblylav (S, T), kornig nållav (S, T), nästrot (S, §8), platt fjädermossa (S, T), rödgul trumpetsvamp (S), scharlakansvårskål agg. (S), stekelbock (S, T), stor aspticka (S, T), svavelriska (S), tibast (S, T), vedticka (S, T), vätteros (S, T), vågbandad barkbock (S), blåsippa (T, §9), mörk lungört (T), spillkråka (T, §4), kungsfågel (§4) och revlummer (§9). Se Figur 1.</w:t>
+        <w:t>I och inom 18 meter från avverkningsanmälan finns fynd av 54 naturvårdsarter, varav 21 är rödlistade, 7 är fridlysta, 34 är typiska (T) och 27 är signalarter (S): koppartaggsvamp (EN), kilporing (VU), läderdoftande fingersvamp (VU), ryl (VU, T), ädellav (VU, T), apelsinticka (NT), Blastenia relicta (NT), dropptaggsvamp (NT, T), fjällig taggsvamp s.str. (NT), gammelekslav (NT, T), järnsparv (NT, §4), kryddspindling (NT, T), motaggsvamp (NT, T), orange taggsvamp (NT, T), skarp dropptaggsvamp (NT), tallticka (NT, T), talltita (NT, §4), ullticka (NT, T), vedskivlav (NT, T), vedtrappmossa (NT, T), vit vedfingersvamp (NT), aspvedgnagare (S), barkticka (S, T), blodticka (S, T), blåmossa (S, T), brandticka (S), bronshjon (S, T), diskvaxskivling (S), fällmossa (S, T), granbarkgnagare (S, T), grönpyrola (S, T), gulnål (S, T), hasselticka (S, T), korallblylav (S, T), kornig nållav (S, T), mörk husmossa (S, T), nästrot (S, §8), platt fjädermossa (S, T), rödgul trumpetsvamp (S), scharlakansvårskål agg. (S), stekelbock (S, T), stor aspticka (S, T), svavelriska (S), tibast (S, T), trådticka (S, T), vedticka (S, T), vätteros (S, T), vågbandad barkbock (S), blåsippa (T, §9), mörk lungört (T), spillkråka (T, §4), timmerticka (T), kungsfågel (§4) och revlummer (§9). Se Figur 1.</w:t>
       </w:r>
     </w:p>
     <w:p>
@@ -120,6 +120,26 @@
         <w:rPr>
           <w:b/>
         </w:rPr>
+        <w:t>Kilporing (VU)</w:t>
+      </w:r>
+      <w:r>
+        <w:t xml:space="preserve"> växer på barken av döda liggande grova stammar av tall och gran som är förrötade av tickor som violticka </w:t>
+      </w:r>
+      <w:r>
+        <w:rPr>
+          <w:i/>
+        </w:rPr>
+        <w:t>Trichaptum spp</w:t>
+      </w:r>
+      <w:r>
+        <w:t>. Avverkning av naturskogslika miljöer och av grova granar där svampen förekommer är ett direkt hot mot artens fortlevnad. Undanta gamla granskogar som hyser kilporing från skogsbruk och gynna arten genom att avsätta fler barrskogar till fri utveckling (SLU Artdatabanken, 2026).</w:t>
+      </w:r>
+    </w:p>
+    <w:p>
+      <w:r>
+        <w:rPr>
+          <w:b/>
+        </w:rPr>
         <w:t xml:space="preserve">Läderdoftande fingersvamp (VU) </w:t>
       </w:r>
       <w:r>
@@ -817,6 +837,35 @@
         <w:rPr>
           <w:b/>
         </w:rPr>
+        <w:t xml:space="preserve">Mörk husmossa </w:t>
+      </w:r>
+      <w:r>
+        <w:t xml:space="preserve">är en mycket bra signalart i södra och mellersta Sverige. Den är sannolikt svårspridd och växer huvudsakligen i skog med lång skoglig kontinuitet i områden med konstant hög luftfuktighet. Den är känslig för större avverkningar, men tål plockhuggning som lämnar ett tätare trädskikt och ett obrutet, fukthållande mosstäcke på marken. Ett par studier har klart visat att artens tillväxt försämras när skogen huggs ner intill växtplatsen, och att ett kalhygges påverkan på mörk husmossa avtar både med avståndet från kalhygget och ju fuktigare växtplatsen är. Mörk husmossa är typisk art för </w:t>
+      </w:r>
+      <w:r>
+        <w:rPr>
+          <w:i/>
+        </w:rPr>
+        <w:t xml:space="preserve">9010 Taiga, 9050 Näringsrik granskog, 9080 Lövsumpskog, 9750 Svämlövskog, 9020 Nordlig ädellövskog, 9160 Näringsrik ekskog </w:t>
+      </w:r>
+      <w:r>
+        <w:t>och</w:t>
+      </w:r>
+      <w:r>
+        <w:rPr>
+          <w:i/>
+        </w:rPr>
+        <w:t xml:space="preserve"> 9180 Ädellövskog i branter</w:t>
+      </w:r>
+      <w:r>
+        <w:t xml:space="preserve"> (SLU Artdatabanken, 2024; Nitare &amp; Skogsstyrelsen, 2019).</w:t>
+      </w:r>
+    </w:p>
+    <w:p>
+      <w:r>
+        <w:rPr>
+          <w:b/>
+        </w:rPr>
         <w:t xml:space="preserve">Platt fjädermossa </w:t>
       </w:r>
       <w:r>
@@ -944,10 +993,10 @@
         <w:rPr>
           <w:b/>
         </w:rPr>
-        <w:t xml:space="preserve">Vedticka </w:t>
-      </w:r>
-      <w:r>
-        <w:t xml:space="preserve">är en bra signalart söder om den naturliga norrlandsgränsen. Den är huvudsakligen knuten till äldre barrskogar där det föreligger långvarig kontinuitet av död barrved. Vedticka är typisk art för </w:t>
+        <w:t xml:space="preserve">Trådticka </w:t>
+      </w:r>
+      <w:r>
+        <w:t xml:space="preserve">är knuten till grova granar i rikare ofta fuktiga miljöer. Den återfinns på både levande och döda träd samt stubbar och nyligen fallna träd. Karaktärsart för äldre fuktiga granskogsbiotoper, och i stor mängd är den en bra signalart för miljöer med andra rödlistade arter. Trådticka är typisk art för </w:t>
       </w:r>
       <w:r>
         <w:rPr>
@@ -956,6 +1005,35 @@
         <w:t xml:space="preserve">9010 Taiga </w:t>
       </w:r>
       <w:r>
+        <w:t xml:space="preserve">och </w:t>
+      </w:r>
+      <w:r>
+        <w:rPr>
+          <w:i/>
+        </w:rPr>
+        <w:t xml:space="preserve">9050 Näringsrik granskog </w:t>
+      </w:r>
+      <w:r>
+        <w:t>(SLU Artdatabanken, 2025).</w:t>
+      </w:r>
+    </w:p>
+    <w:p>
+      <w:r>
+        <w:rPr>
+          <w:b/>
+        </w:rPr>
+        <w:t xml:space="preserve">Vedticka </w:t>
+      </w:r>
+      <w:r>
+        <w:t xml:space="preserve">är en bra signalart söder om den naturliga norrlandsgränsen. Den är huvudsakligen knuten till äldre barrskogar där det föreligger långvarig kontinuitet av död barrved. Vedticka är typisk art för </w:t>
+      </w:r>
+      <w:r>
+        <w:rPr>
+          <w:i/>
+        </w:rPr>
+        <w:t xml:space="preserve">9010 Taiga </w:t>
+      </w:r>
+      <w:r>
         <w:t>(Nitare &amp; Skogsstyrelsen, 2019; SLU Artdatabanken, 2025).</w:t>
       </w:r>
     </w:p>
@@ -1084,6 +1162,35 @@
       </w:r>
       <w:r>
         <w:t>. Den behöver grova träd, främst tall, asp och bok som boträd. Skogsbruk med korta omloppstider och täta, homogena ungskogar utgör det största hotet. Spillkråka är en nyckelart i skogliga miljöer vars övergivna bohål utnyttjas av flera andra hålhäckande fågelarter och fladdermöss, däribland pärluggla (EN, §4), knipa (§4), salskrake (§4) och skogsduva (§4). Hökuggla (VU, §4) och slaguggla (§4) häckar ofta i högstubbar som brutits av i höjd med ett gammalt spillkråkebo (SLU Artdatabanken, 2026; Skogsstyrelsen, 2016).</w:t>
+      </w:r>
+    </w:p>
+    <w:p>
+      <w:r>
+        <w:rPr>
+          <w:b/>
+        </w:rPr>
+        <w:t>Timmerticka</w:t>
+      </w:r>
+      <w:r>
+        <w:t xml:space="preserve"> är typisk art för </w:t>
+      </w:r>
+      <w:r>
+        <w:rPr>
+          <w:i/>
+        </w:rPr>
+        <w:t>9060 Åsbarrskog</w:t>
+      </w:r>
+      <w:r>
+        <w:t>. Bland annat åtgärdsprogramsarten skrovlig flatbagge (NT) samt timmertickgnagare kan påträffas på eller i nära anslutning till fruktkroppar av timmerticka</w:t>
+      </w:r>
+      <w:r>
+        <w:rPr>
+          <w:i/>
+        </w:rPr>
+        <w:t xml:space="preserve"> </w:t>
+      </w:r>
+      <w:r>
+        <w:t>(SLU Artdatabanken, 2026).</w:t>
       </w:r>
     </w:p>
     <w:p>
@@ -1123,7 +1230,7 @@
     </w:p>
     <w:p>
       <w:r>
-        <w:t>Följande typiska arter har sina livsmiljöer och växtplatser i den avverkningsanmälda skogen: ryl (VU, T), ädellav (VU, T), dropptaggsvamp (NT, T), gammelekslav (NT, T), kryddspindling (NT, T), motaggsvamp (NT, T), orange taggsvamp (NT, T), tallticka (NT, T), ullticka (NT, T), vedskivlav (NT, T), vedtrappmossa (NT, T), barkticka (S, T), blodticka (S, T), blåmossa (S, T), bronshjon (S, T), fällmossa (S, T), granbarkgnagare (S, T), grönpyrola (S, T), gulnål (S, T), hasselticka (S, T), korallblylav (S, T), kornig nållav (S, T), platt fjädermossa (S, T), stekelbock (S, T), stor aspticka (S, T), tibast (S, T), vedticka (S, T), vätteros (S, T), blåsippa (T, §9), mörk lungört (T) och spillkråka (T, §4).</w:t>
+        <w:t>Följande typiska arter har sina livsmiljöer och växtplatser i den avverkningsanmälda skogen: ryl (VU, T), ädellav (VU, T), dropptaggsvamp (NT, T), gammelekslav (NT, T), kryddspindling (NT, T), motaggsvamp (NT, T), orange taggsvamp (NT, T), tallticka (NT, T), ullticka (NT, T), vedskivlav (NT, T), vedtrappmossa (NT, T), barkticka (S, T), blodticka (S, T), blåmossa (S, T), bronshjon (S, T), fällmossa (S, T), granbarkgnagare (S, T), grönpyrola (S, T), gulnål (S, T), hasselticka (S, T), korallblylav (S, T), kornig nållav (S, T), mörk husmossa (S, T), platt fjädermossa (S, T), stekelbock (S, T), stor aspticka (S, T), tibast (S, T), trådticka (S, T), vedticka (S, T), vätteros (S, T), blåsippa (T, §9), mörk lungört (T), spillkråka (T, §4) och timmerticka (T).</w:t>
       </w:r>
     </w:p>
     <w:p>
@@ -1761,7 +1868,7 @@
     <w:r>
       <w:tab/>
       <w:tab/>
-      <w:t>2026-10-13</w:t>
+      <w:t>2026-10-14</w:t>
       <w:br/>
       <w:br/>
     </w:r>

--- a/tillsyn/A 16696-2026 tillsynsbegäran.docx
+++ b/tillsyn/A 16696-2026 tillsynsbegäran.docx
@@ -1868,7 +1868,7 @@
     <w:r>
       <w:tab/>
       <w:tab/>
-      <w:t>2026-10-14</w:t>
+      <w:t>2026-10-15</w:t>
       <w:br/>
       <w:br/>
     </w:r>

--- a/tillsyn/A 16696-2026 tillsynsbegäran.docx
+++ b/tillsyn/A 16696-2026 tillsynsbegäran.docx
@@ -1868,7 +1868,7 @@
     <w:r>
       <w:tab/>
       <w:tab/>
-      <w:t>2026-10-15</w:t>
+      <w:t>2026-10-16</w:t>
       <w:br/>
       <w:br/>
     </w:r>

--- a/tillsyn/A 16696-2026 tillsynsbegäran.docx
+++ b/tillsyn/A 16696-2026 tillsynsbegäran.docx
@@ -1868,7 +1868,7 @@
     <w:r>
       <w:tab/>
       <w:tab/>
-      <w:t>2026-10-16</w:t>
+      <w:t>2026-10-17</w:t>
       <w:br/>
       <w:br/>
     </w:r>

--- a/tillsyn/A 16696-2026 tillsynsbegäran.docx
+++ b/tillsyn/A 16696-2026 tillsynsbegäran.docx
@@ -1868,7 +1868,7 @@
     <w:r>
       <w:tab/>
       <w:tab/>
-      <w:t>2026-10-17</w:t>
+      <w:t>2026-10-18</w:t>
       <w:br/>
       <w:br/>
     </w:r>

--- a/tillsyn/A 16696-2026 tillsynsbegäran.docx
+++ b/tillsyn/A 16696-2026 tillsynsbegäran.docx
@@ -1868,7 +1868,7 @@
     <w:r>
       <w:tab/>
       <w:tab/>
-      <w:t>2026-10-18</w:t>
+      <w:t>2026-10-19</w:t>
       <w:br/>
       <w:br/>
     </w:r>

--- a/tillsyn/A 16696-2026 tillsynsbegäran.docx
+++ b/tillsyn/A 16696-2026 tillsynsbegäran.docx
@@ -1868,7 +1868,7 @@
     <w:r>
       <w:tab/>
       <w:tab/>
-      <w:t>2026-10-19</w:t>
+      <w:t>2026-10-20</w:t>
       <w:br/>
       <w:br/>
     </w:r>

--- a/tillsyn/A 16696-2026 tillsynsbegäran.docx
+++ b/tillsyn/A 16696-2026 tillsynsbegäran.docx
@@ -1868,7 +1868,7 @@
     <w:r>
       <w:tab/>
       <w:tab/>
-      <w:t>2026-10-20</w:t>
+      <w:t>2026-10-21</w:t>
       <w:br/>
       <w:br/>
     </w:r>

--- a/tillsyn/A 16696-2026 tillsynsbegäran.docx
+++ b/tillsyn/A 16696-2026 tillsynsbegäran.docx
@@ -1868,7 +1868,7 @@
     <w:r>
       <w:tab/>
       <w:tab/>
-      <w:t>2026-10-21</w:t>
+      <w:t>2026-10-22</w:t>
       <w:br/>
       <w:br/>
     </w:r>

--- a/tillsyn/A 16696-2026 tillsynsbegäran.docx
+++ b/tillsyn/A 16696-2026 tillsynsbegäran.docx
@@ -1868,7 +1868,7 @@
     <w:r>
       <w:tab/>
       <w:tab/>
-      <w:t>2026-10-22</w:t>
+      <w:t>2026-10-23</w:t>
       <w:br/>
       <w:br/>
     </w:r>

--- a/tillsyn/A 16696-2026 tillsynsbegäran.docx
+++ b/tillsyn/A 16696-2026 tillsynsbegäran.docx
@@ -1868,7 +1868,7 @@
     <w:r>
       <w:tab/>
       <w:tab/>
-      <w:t>2026-10-23</w:t>
+      <w:t>2026-10-24</w:t>
       <w:br/>
       <w:br/>
     </w:r>

--- a/tillsyn/A 16696-2026 tillsynsbegäran.docx
+++ b/tillsyn/A 16696-2026 tillsynsbegäran.docx
@@ -1868,7 +1868,7 @@
     <w:r>
       <w:tab/>
       <w:tab/>
-      <w:t>2026-10-24</w:t>
+      <w:t>2026-10-25</w:t>
       <w:br/>
       <w:br/>
     </w:r>

--- a/tillsyn/A 16696-2026 tillsynsbegäran.docx
+++ b/tillsyn/A 16696-2026 tillsynsbegäran.docx
@@ -1868,7 +1868,7 @@
     <w:r>
       <w:tab/>
       <w:tab/>
-      <w:t>2026-10-25</w:t>
+      <w:t>2026-10-26</w:t>
       <w:br/>
       <w:br/>
     </w:r>

--- a/tillsyn/A 16696-2026 tillsynsbegäran.docx
+++ b/tillsyn/A 16696-2026 tillsynsbegäran.docx
@@ -1868,7 +1868,7 @@
     <w:r>
       <w:tab/>
       <w:tab/>
-      <w:t>2026-10-26</w:t>
+      <w:t>2026-10-27</w:t>
       <w:br/>
       <w:br/>
     </w:r>

--- a/tillsyn/A 16696-2026 tillsynsbegäran.docx
+++ b/tillsyn/A 16696-2026 tillsynsbegäran.docx
@@ -1868,7 +1868,7 @@
     <w:r>
       <w:tab/>
       <w:tab/>
-      <w:t>2026-10-27</w:t>
+      <w:t>2026-10-28</w:t>
       <w:br/>
       <w:br/>
     </w:r>

--- a/tillsyn/A 16696-2026 tillsynsbegäran.docx
+++ b/tillsyn/A 16696-2026 tillsynsbegäran.docx
@@ -1868,7 +1868,7 @@
     <w:r>
       <w:tab/>
       <w:tab/>
-      <w:t>2026-10-28</w:t>
+      <w:t>2026-10-29</w:t>
       <w:br/>
       <w:br/>
     </w:r>

--- a/tillsyn/A 16696-2026 tillsynsbegäran.docx
+++ b/tillsyn/A 16696-2026 tillsynsbegäran.docx
@@ -1868,7 +1868,7 @@
     <w:r>
       <w:tab/>
       <w:tab/>
-      <w:t>2026-10-29</w:t>
+      <w:t>2026-10-31</w:t>
       <w:br/>
       <w:br/>
     </w:r>
